--- a/templates/base_annexure.docx
+++ b/templates/base_annexure.docx
@@ -34,7 +34,7 @@
     </w:p>
     <w:sectPr>
       <w:pgSz w:w="11909" w:h="16834"/>
-      <w:pgMar w:top="1440" w:right="1440" w:bottom="1440" w:left="1440" w:header="1440" w:footer="720" w:gutter="0"/>
+      <w:pgMar w:top="1440" w:right="1440" w:bottom="1440" w:left="1440" w:header="1440" w:footer="432" w:gutter="0"/>
       <w:cols w:space="720"/>
       <w:docGrid w:linePitch="360"/>
       <w:pgBorders>
